--- a/Christophe/corrélation.docx
+++ b/Christophe/corrélation.docx
@@ -1,6 +1,6 @@
 
 <file path=word/document.xml><?xml version="1.0" encoding="utf-8"?>
-<w:document xmlns:wpc="http://schemas.microsoft.com/office/word/2010/wordprocessingCanvas" xmlns:cx="http://schemas.microsoft.com/office/drawing/2014/chartex" xmlns:cx1="http://schemas.microsoft.com/office/drawing/2015/9/8/chartex" xmlns:cx2="http://schemas.microsoft.com/office/drawing/2015/10/21/chartex" xmlns:cx3="http://schemas.microsoft.com/office/drawing/2016/5/9/chartex" xmlns:cx4="http://schemas.microsoft.com/office/drawing/2016/5/10/chartex" xmlns:cx5="http://schemas.microsoft.com/office/drawing/2016/5/11/chartex" xmlns:cx6="http://schemas.microsoft.com/office/drawing/2016/5/12/chartex" xmlns:cx7="http://schemas.microsoft.com/office/drawing/2016/5/13/chartex" xmlns:cx8="http://schemas.microsoft.com/office/drawing/2016/5/14/chartex" xmlns:mc="http://schemas.openxmlformats.org/markup-compatibility/2006" xmlns:aink="http://schemas.microsoft.com/office/drawing/2016/ink" xmlns:am3d="http://schemas.microsoft.com/office/drawing/2017/model3d" xmlns:o="urn:schemas-microsoft-com:office:office" xmlns:oel="http://schemas.microsoft.com/office/2019/extlst" xmlns:r="http://schemas.openxmlformats.org/officeDocument/2006/relationships" xmlns:m="http://schemas.openxmlformats.org/officeDocument/2006/math" xmlns:v="urn:schemas-microsoft-com:vml" xmlns:wp14="http://schemas.microsoft.com/office/word/2010/wordprocessingDrawing" xmlns:wp="http://schemas.openxmlformats.org/drawingml/2006/wordprocessingDrawing" xmlns:w10="urn:schemas-microsoft-com:office:word" xmlns:w="http://schemas.openxmlformats.org/wordprocessingml/2006/main" xmlns:w14="http://schemas.microsoft.com/office/word/2010/wordml" xmlns:w15="http://schemas.microsoft.com/office/word/2012/wordml" xmlns:w16cex="http://schemas.microsoft.com/office/word/2018/wordml/cex" xmlns:w16cid="http://schemas.microsoft.com/office/word/2016/wordml/cid" xmlns:w16="http://schemas.microsoft.com/office/word/2018/wordml" xmlns:w16du="http://schemas.microsoft.com/office/word/2023/wordml/word16du" xmlns:w16sdtdh="http://schemas.microsoft.com/office/word/2020/wordml/sdtdatahash" xmlns:w16sdtfl="http://schemas.microsoft.com/office/word/2024/wordml/sdtformatlock" xmlns:w16se="http://schemas.microsoft.com/office/word/2015/wordml/symex" xmlns:wpg="http://schemas.microsoft.com/office/word/2010/wordprocessingGroup" xmlns:wpi="http://schemas.microsoft.com/office/word/2010/wordprocessingInk" xmlns:wne="http://schemas.microsoft.com/office/word/2006/wordml" xmlns:wps="http://schemas.microsoft.com/office/word/2010/wordprocessingShape" mc:Ignorable="w14 w15 w16se w16cid w16 w16cex w16sdtdh w16sdtfl w16du wp14">
+<w:document xmlns:wpc="http://schemas.microsoft.com/office/word/2010/wordprocessingCanvas" xmlns:cx="http://schemas.microsoft.com/office/drawing/2014/chartex" xmlns:cx1="http://schemas.microsoft.com/office/drawing/2015/9/8/chartex" xmlns:cx2="http://schemas.microsoft.com/office/drawing/2015/10/21/chartex" xmlns:cx3="http://schemas.microsoft.com/office/drawing/2016/5/9/chartex" xmlns:cx4="http://schemas.microsoft.com/office/drawing/2016/5/10/chartex" xmlns:cx5="http://schemas.microsoft.com/office/drawing/2016/5/11/chartex" xmlns:cx6="http://schemas.microsoft.com/office/drawing/2016/5/12/chartex" xmlns:cx7="http://schemas.microsoft.com/office/drawing/2016/5/13/chartex" xmlns:cx8="http://schemas.microsoft.com/office/drawing/2016/5/14/chartex" xmlns:mc="http://schemas.openxmlformats.org/markup-compatibility/2006" xmlns:aink="http://schemas.microsoft.com/office/drawing/2016/ink" xmlns:am3d="http://schemas.microsoft.com/office/drawing/2017/model3d" xmlns:o="urn:schemas-microsoft-com:office:office" xmlns:oel="http://schemas.microsoft.com/office/2019/extlst" xmlns:r="http://schemas.openxmlformats.org/officeDocument/2006/relationships" xmlns:m="http://schemas.openxmlformats.org/officeDocument/2006/math" xmlns:v="urn:schemas-microsoft-com:vml" xmlns:wp14="http://schemas.microsoft.com/office/word/2010/wordprocessingDrawing" xmlns:wp="http://schemas.openxmlformats.org/drawingml/2006/wordprocessingDrawing" xmlns:w10="urn:schemas-microsoft-com:office:word" xmlns:w="http://schemas.openxmlformats.org/wordprocessingml/2006/main" xmlns:w14="http://schemas.microsoft.com/office/word/2010/wordml" xmlns:w15="http://schemas.microsoft.com/office/word/2012/wordml" xmlns:w16cex="http://schemas.microsoft.com/office/word/2018/wordml/cex" xmlns:w16cid="http://schemas.microsoft.com/office/word/2016/wordml/cid" xmlns:w16="http://schemas.microsoft.com/office/word/2018/wordml" xmlns:w16du="http://schemas.microsoft.com/office/word/2023/wordml/word16du" xmlns:w16sdtdh="http://schemas.microsoft.com/office/word/2020/wordml/sdtdatahash" xmlns:w16se="http://schemas.microsoft.com/office/word/2015/wordml/symex" xmlns:wpg="http://schemas.microsoft.com/office/word/2010/wordprocessingGroup" xmlns:wpi="http://schemas.microsoft.com/office/word/2010/wordprocessingInk" xmlns:wne="http://schemas.microsoft.com/office/word/2006/wordml" xmlns:wps="http://schemas.microsoft.com/office/word/2010/wordprocessingShape" mc:Ignorable="w14 w15 w16se w16cid w16 w16cex w16sdtdh w16du wp14">
   <w:body>
     <w:p>
       <w:r>
@@ -296,7 +296,6 @@
           <w:szCs w:val="20"/>
         </w:rPr>
       </w:pPr>
-      <w:proofErr w:type="spellStart"/>
       <w:proofErr w:type="gramStart"/>
       <w:r>
         <w:rPr>
@@ -311,15 +310,7 @@
           <w:sz w:val="20"/>
           <w:szCs w:val="20"/>
         </w:rPr>
-        <w:t>_future</w:t>
-      </w:r>
-      <w:proofErr w:type="spellEnd"/>
-      <w:r>
-        <w:rPr>
-          <w:sz w:val="20"/>
-          <w:szCs w:val="20"/>
-        </w:rPr>
-        <w:t xml:space="preserve">                                                  0.082744</w:t>
+        <w:t>_future                                                  0.082744</w:t>
       </w:r>
     </w:p>
     <w:p>
@@ -1219,6 +1210,7 @@
           <w:sz w:val="20"/>
           <w:szCs w:val="20"/>
         </w:rPr>
+        <w:lastRenderedPageBreak/>
         <w:t>r</w:t>
       </w:r>
       <w:proofErr w:type="gramEnd"/>
@@ -1673,13 +1665,7 @@
           <wp:inline distT="0" distB="0" distL="0" distR="0" wp14:anchorId="2965F762" wp14:editId="02E087BC">
             <wp:extent cx="5760720" cy="3557905"/>
             <wp:effectExtent l="0" t="0" r="0" b="4445"/>
-            <wp:docPr id="688643586" name="Image 1" descr="Une image contenant texte, capture d’écran, Parallèle, ligne&#10;&#10;Le contenu généré par l’IA peut être incorrect.">
-              <a:extLst xmlns:a="http://schemas.openxmlformats.org/drawingml/2006/main">
-                <a:ext uri="{FF2B5EF4-FFF2-40B4-BE49-F238E27FC236}">
-                  <a16:creationId xmlns:a16="http://schemas.microsoft.com/office/drawing/2014/main" id="{2FB2673D-F55F-4325-931B-2BC181F03711}"/>
-                </a:ext>
-              </a:extLst>
-            </wp:docPr>
+            <wp:docPr id="688643586" name="Image 1" descr="Une image contenant texte, capture d’écran, Parallèle, ligne&#10;&#10;Le contenu généré par l’IA peut être incorrect."/>
             <wp:cNvGraphicFramePr>
               <a:graphicFrameLocks xmlns:a="http://schemas.openxmlformats.org/drawingml/2006/main" noChangeAspect="1"/>
             </wp:cNvGraphicFramePr>
@@ -1768,6 +1754,7 @@
           <w:sz w:val="20"/>
           <w:szCs w:val="20"/>
         </w:rPr>
+        <w:lastRenderedPageBreak/>
         <w:t>Prediction</w:t>
       </w:r>
       <w:proofErr w:type="spellEnd"/>
@@ -1801,23 +1788,7 @@
           <w:sz w:val="20"/>
           <w:szCs w:val="20"/>
         </w:rPr>
-        <w:t xml:space="preserve">Tableau des corrélations avec </w:t>
-      </w:r>
-      <w:proofErr w:type="spellStart"/>
-      <w:r>
-        <w:rPr>
-          <w:sz w:val="20"/>
-          <w:szCs w:val="20"/>
-        </w:rPr>
-        <w:t>ret_future</w:t>
-      </w:r>
-      <w:proofErr w:type="spellEnd"/>
-      <w:r>
-        <w:rPr>
-          <w:sz w:val="20"/>
-          <w:szCs w:val="20"/>
-        </w:rPr>
-        <w:t xml:space="preserve"> (ordre croissant en valeur absolue) :</w:t>
+        <w:t>Tableau des corrélations avec ret_future (ordre croissant en valeur absolue) :</w:t>
       </w:r>
     </w:p>
     <w:p>
@@ -2849,6 +2820,7 @@
           <w:sz w:val="20"/>
           <w:szCs w:val="20"/>
         </w:rPr>
+        <w:lastRenderedPageBreak/>
         <w:t>sp</w:t>
       </w:r>
       <w:proofErr w:type="gramEnd"/>
@@ -3446,13 +3418,7 @@
           <wp:inline distT="0" distB="0" distL="0" distR="0" wp14:anchorId="47BFFC52" wp14:editId="4F79E226">
             <wp:extent cx="5760720" cy="3479165"/>
             <wp:effectExtent l="0" t="0" r="0" b="6985"/>
-            <wp:docPr id="1928425776" name="Image 1" descr="Une image contenant texte, capture d’écran, diagramme, ligne&#10;&#10;Le contenu généré par l’IA peut être incorrect.">
-              <a:extLst xmlns:a="http://schemas.openxmlformats.org/drawingml/2006/main">
-                <a:ext uri="{FF2B5EF4-FFF2-40B4-BE49-F238E27FC236}">
-                  <a16:creationId xmlns:a16="http://schemas.microsoft.com/office/drawing/2014/main" id="{32FFAB18-9DC8-4C9D-BAC2-7E0008A27584}"/>
-                </a:ext>
-              </a:extLst>
-            </wp:docPr>
+            <wp:docPr id="1928425776" name="Image 1" descr="Une image contenant texte, capture d’écran, diagramme, ligne&#10;&#10;Le contenu généré par l’IA peut être incorrect."/>
             <wp:cNvGraphicFramePr>
               <a:graphicFrameLocks xmlns:a="http://schemas.openxmlformats.org/drawingml/2006/main" noChangeAspect="1"/>
             </wp:cNvGraphicFramePr>
@@ -3514,6 +3480,7 @@
           <w:sz w:val="20"/>
           <w:szCs w:val="20"/>
         </w:rPr>
+        <w:lastRenderedPageBreak/>
         <w:t>Prediction</w:t>
       </w:r>
       <w:proofErr w:type="spellEnd"/>
@@ -3547,23 +3514,7 @@
           <w:sz w:val="20"/>
           <w:szCs w:val="20"/>
         </w:rPr>
-        <w:t xml:space="preserve">Tableau des corrélations avec </w:t>
-      </w:r>
-      <w:proofErr w:type="spellStart"/>
-      <w:r>
-        <w:rPr>
-          <w:sz w:val="20"/>
-          <w:szCs w:val="20"/>
-        </w:rPr>
-        <w:t>ret_future</w:t>
-      </w:r>
-      <w:proofErr w:type="spellEnd"/>
-      <w:r>
-        <w:rPr>
-          <w:sz w:val="20"/>
-          <w:szCs w:val="20"/>
-        </w:rPr>
-        <w:t xml:space="preserve"> (ordre croissant en valeur absolue) :</w:t>
+        <w:t>Tableau des corrélations avec ret_future (ordre croissant en valeur absolue) :</w:t>
       </w:r>
     </w:p>
     <w:p>
@@ -4603,6 +4554,7 @@
           <w:sz w:val="20"/>
           <w:szCs w:val="20"/>
         </w:rPr>
+        <w:lastRenderedPageBreak/>
         <w:t>Date                                                        0.031132</w:t>
       </w:r>
     </w:p>
@@ -5183,13 +5135,7 @@
           <wp:inline distT="0" distB="0" distL="0" distR="0" wp14:anchorId="42F520CF" wp14:editId="56BE17FF">
             <wp:extent cx="5760720" cy="3419475"/>
             <wp:effectExtent l="0" t="0" r="0" b="9525"/>
-            <wp:docPr id="698185696" name="Image 1" descr="Une image contenant texte, capture d’écran, diagramme, ligne&#10;&#10;Le contenu généré par l’IA peut être incorrect.">
-              <a:extLst xmlns:a="http://schemas.openxmlformats.org/drawingml/2006/main">
-                <a:ext uri="{FF2B5EF4-FFF2-40B4-BE49-F238E27FC236}">
-                  <a16:creationId xmlns:a16="http://schemas.microsoft.com/office/drawing/2014/main" id="{E1A5B6DF-3322-4E90-9796-468152D29612}"/>
-                </a:ext>
-              </a:extLst>
-            </wp:docPr>
+            <wp:docPr id="698185696" name="Image 1" descr="Une image contenant texte, capture d’écran, diagramme, ligne&#10;&#10;Le contenu généré par l’IA peut être incorrect."/>
             <wp:cNvGraphicFramePr>
               <a:graphicFrameLocks xmlns:a="http://schemas.openxmlformats.org/drawingml/2006/main" noChangeAspect="1"/>
             </wp:cNvGraphicFramePr>
@@ -5278,6 +5224,7 @@
           <w:sz w:val="20"/>
           <w:szCs w:val="20"/>
         </w:rPr>
+        <w:lastRenderedPageBreak/>
         <w:t>Prediction</w:t>
       </w:r>
       <w:proofErr w:type="spellEnd"/>
@@ -5311,23 +5258,7 @@
           <w:sz w:val="20"/>
           <w:szCs w:val="20"/>
         </w:rPr>
-        <w:t xml:space="preserve">Tableau des corrélations avec </w:t>
-      </w:r>
-      <w:proofErr w:type="spellStart"/>
-      <w:r>
-        <w:rPr>
-          <w:sz w:val="20"/>
-          <w:szCs w:val="20"/>
-        </w:rPr>
-        <w:t>ret_future</w:t>
-      </w:r>
-      <w:proofErr w:type="spellEnd"/>
-      <w:r>
-        <w:rPr>
-          <w:sz w:val="20"/>
-          <w:szCs w:val="20"/>
-        </w:rPr>
-        <w:t xml:space="preserve"> (ordre croissant en valeur absolue) :</w:t>
+        <w:t>Tableau des corrélations avec ret_future (ordre croissant en valeur absolue) :</w:t>
       </w:r>
     </w:p>
     <w:p>
@@ -6367,6 +6298,7 @@
           <w:sz w:val="20"/>
           <w:szCs w:val="20"/>
         </w:rPr>
+        <w:lastRenderedPageBreak/>
         <w:t>ADX                                                         0.046765</w:t>
       </w:r>
     </w:p>
@@ -6947,13 +6879,7 @@
           <wp:inline distT="0" distB="0" distL="0" distR="0" wp14:anchorId="4C62D1DB" wp14:editId="0B932541">
             <wp:extent cx="5760720" cy="3462655"/>
             <wp:effectExtent l="0" t="0" r="0" b="4445"/>
-            <wp:docPr id="1699894236" name="Image 1" descr="Une image contenant texte, capture d’écran, diagramme, ligne&#10;&#10;Le contenu généré par l’IA peut être incorrect.">
-              <a:extLst xmlns:a="http://schemas.openxmlformats.org/drawingml/2006/main">
-                <a:ext uri="{FF2B5EF4-FFF2-40B4-BE49-F238E27FC236}">
-                  <a16:creationId xmlns:a16="http://schemas.microsoft.com/office/drawing/2014/main" id="{5C992144-5229-484F-91CC-4607AD84D922}"/>
-                </a:ext>
-              </a:extLst>
-            </wp:docPr>
+            <wp:docPr id="1699894236" name="Image 1" descr="Une image contenant texte, capture d’écran, diagramme, ligne&#10;&#10;Le contenu généré par l’IA peut être incorrect."/>
             <wp:cNvGraphicFramePr>
               <a:graphicFrameLocks xmlns:a="http://schemas.openxmlformats.org/drawingml/2006/main" noChangeAspect="1"/>
             </wp:cNvGraphicFramePr>
@@ -7050,55 +6976,24 @@
           <w:sz w:val="20"/>
           <w:szCs w:val="20"/>
         </w:rPr>
-        <w:t xml:space="preserve">Corrélation avec </w:t>
-      </w:r>
-      <w:proofErr w:type="spellStart"/>
-      <w:r>
-        <w:rPr>
-          <w:sz w:val="20"/>
-          <w:szCs w:val="20"/>
-        </w:rPr>
-        <w:t>ret_future</w:t>
-      </w:r>
-      <w:proofErr w:type="spellEnd"/>
-      <w:r>
-        <w:rPr>
-          <w:sz w:val="20"/>
-          <w:szCs w:val="20"/>
-        </w:rPr>
-        <w:t xml:space="preserve"> sur 21 jours</w:t>
-      </w:r>
-    </w:p>
-    <w:p>
-      <w:pPr>
-        <w:spacing w:after="0"/>
-        <w:rPr>
-          <w:sz w:val="20"/>
-          <w:szCs w:val="20"/>
-        </w:rPr>
-      </w:pPr>
-      <w:r>
-        <w:rPr>
-          <w:sz w:val="20"/>
-          <w:szCs w:val="20"/>
-        </w:rPr>
-        <w:t xml:space="preserve">Tableau des corrélations avec </w:t>
-      </w:r>
-      <w:proofErr w:type="spellStart"/>
-      <w:r>
-        <w:rPr>
-          <w:sz w:val="20"/>
-          <w:szCs w:val="20"/>
-        </w:rPr>
-        <w:t>ret_future</w:t>
-      </w:r>
-      <w:proofErr w:type="spellEnd"/>
-      <w:r>
-        <w:rPr>
-          <w:sz w:val="20"/>
-          <w:szCs w:val="20"/>
-        </w:rPr>
-        <w:t xml:space="preserve"> (ordre croissant en valeur absolue) :</w:t>
+        <w:lastRenderedPageBreak/>
+        <w:t>Corrélation avec ret_future sur 21 jours</w:t>
+      </w:r>
+    </w:p>
+    <w:p>
+      <w:pPr>
+        <w:spacing w:after="0"/>
+        <w:rPr>
+          <w:sz w:val="20"/>
+          <w:szCs w:val="20"/>
+        </w:rPr>
+      </w:pPr>
+      <w:r>
+        <w:rPr>
+          <w:sz w:val="20"/>
+          <w:szCs w:val="20"/>
+        </w:rPr>
+        <w:t>Tableau des corrélations avec ret_future (ordre croissant en valeur absolue) :</w:t>
       </w:r>
     </w:p>
     <w:p>
@@ -8156,6 +8051,7 @@
           <w:sz w:val="20"/>
           <w:szCs w:val="20"/>
         </w:rPr>
+        <w:lastRenderedPageBreak/>
         <w:t>dollar</w:t>
       </w:r>
       <w:proofErr w:type="gramEnd"/>
@@ -8736,13 +8632,7 @@
           <wp:inline distT="0" distB="0" distL="0" distR="0" wp14:anchorId="48A4CE08" wp14:editId="3E1F7352">
             <wp:extent cx="5760720" cy="3462655"/>
             <wp:effectExtent l="0" t="0" r="0" b="4445"/>
-            <wp:docPr id="1134771457" name="Image 1" descr="Une image contenant texte, capture d’écran, diagramme, Parallèle&#10;&#10;Le contenu généré par l’IA peut être incorrect.">
-              <a:extLst xmlns:a="http://schemas.openxmlformats.org/drawingml/2006/main">
-                <a:ext uri="{FF2B5EF4-FFF2-40B4-BE49-F238E27FC236}">
-                  <a16:creationId xmlns:a16="http://schemas.microsoft.com/office/drawing/2014/main" id="{8D5BCE32-2F5B-41BA-9BB7-560A03FDB2C3}"/>
-                </a:ext>
-              </a:extLst>
-            </wp:docPr>
+            <wp:docPr id="1134771457" name="Image 1" descr="Une image contenant texte, capture d’écran, diagramme, Parallèle&#10;&#10;Le contenu généré par l’IA peut être incorrect."/>
             <wp:cNvGraphicFramePr>
               <a:graphicFrameLocks xmlns:a="http://schemas.openxmlformats.org/drawingml/2006/main" noChangeAspect="1"/>
             </wp:cNvGraphicFramePr>
@@ -8811,6 +8701,7 @@
           <w:sz w:val="20"/>
           <w:szCs w:val="20"/>
         </w:rPr>
+        <w:lastRenderedPageBreak/>
         <w:t>Prédiction pour 3</w:t>
       </w:r>
       <w:r>
@@ -8850,23 +8741,7 @@
           <w:sz w:val="20"/>
           <w:szCs w:val="20"/>
         </w:rPr>
-        <w:t xml:space="preserve">Tableau des corrélations avec </w:t>
-      </w:r>
-      <w:proofErr w:type="spellStart"/>
-      <w:r>
-        <w:rPr>
-          <w:sz w:val="20"/>
-          <w:szCs w:val="20"/>
-        </w:rPr>
-        <w:t>ret_future</w:t>
-      </w:r>
-      <w:proofErr w:type="spellEnd"/>
-      <w:r>
-        <w:rPr>
-          <w:sz w:val="20"/>
-          <w:szCs w:val="20"/>
-        </w:rPr>
-        <w:t xml:space="preserve"> (ordre croissant en valeur absolue) :</w:t>
+        <w:t>Tableau des corrélations avec ret_future (ordre croissant en valeur absolue) :</w:t>
       </w:r>
     </w:p>
     <w:p>
@@ -9907,6 +9782,7 @@
           <w:sz w:val="20"/>
           <w:szCs w:val="20"/>
         </w:rPr>
+        <w:lastRenderedPageBreak/>
         <w:t>profit</w:t>
       </w:r>
       <w:proofErr w:type="gramEnd"/>
@@ -10494,13 +10370,7 @@
           <wp:inline distT="0" distB="0" distL="0" distR="0" wp14:anchorId="6D9FC1ED" wp14:editId="3E761C28">
             <wp:extent cx="5760720" cy="3505200"/>
             <wp:effectExtent l="0" t="0" r="0" b="0"/>
-            <wp:docPr id="1218551578" name="Image 1">
-              <a:extLst xmlns:a="http://schemas.openxmlformats.org/drawingml/2006/main">
-                <a:ext uri="{FF2B5EF4-FFF2-40B4-BE49-F238E27FC236}">
-                  <a16:creationId xmlns:a16="http://schemas.microsoft.com/office/drawing/2014/main" id="{8E6D1141-4137-4E0C-845A-1C3426F3A63A}"/>
-                </a:ext>
-              </a:extLst>
-            </wp:docPr>
+            <wp:docPr id="1218551578" name="Image 1"/>
             <wp:cNvGraphicFramePr>
               <a:graphicFrameLocks xmlns:a="http://schemas.openxmlformats.org/drawingml/2006/main" noChangeAspect="1"/>
             </wp:cNvGraphicFramePr>
@@ -10570,6 +10440,7 @@
           <w:sz w:val="20"/>
           <w:szCs w:val="20"/>
         </w:rPr>
+        <w:lastRenderedPageBreak/>
         <w:t>Prediction</w:t>
       </w:r>
       <w:proofErr w:type="spellEnd"/>
@@ -10603,23 +10474,7 @@
           <w:sz w:val="20"/>
           <w:szCs w:val="20"/>
         </w:rPr>
-        <w:t xml:space="preserve">Tableau des corrélations avec </w:t>
-      </w:r>
-      <w:proofErr w:type="spellStart"/>
-      <w:r>
-        <w:rPr>
-          <w:sz w:val="20"/>
-          <w:szCs w:val="20"/>
-        </w:rPr>
-        <w:t>ret_future</w:t>
-      </w:r>
-      <w:proofErr w:type="spellEnd"/>
-      <w:r>
-        <w:rPr>
-          <w:sz w:val="20"/>
-          <w:szCs w:val="20"/>
-        </w:rPr>
-        <w:t xml:space="preserve"> (ordre croissant en valeur absolue) :</w:t>
+        <w:t>Tableau des corrélations avec ret_future (ordre croissant en valeur absolue) :</w:t>
       </w:r>
     </w:p>
     <w:p>
@@ -11677,6 +11532,7 @@
           <w:sz w:val="20"/>
           <w:szCs w:val="20"/>
         </w:rPr>
+        <w:lastRenderedPageBreak/>
         <w:t>MACD                                                       -0.085625</w:t>
       </w:r>
     </w:p>
@@ -12239,13 +12095,7 @@
           <wp:inline distT="0" distB="0" distL="0" distR="0" wp14:anchorId="0AC386AC" wp14:editId="256EAE90">
             <wp:extent cx="5760720" cy="3496945"/>
             <wp:effectExtent l="0" t="0" r="0" b="8255"/>
-            <wp:docPr id="1998500231" name="Image 1" descr="Une image contenant texte, capture d’écran, diagramme, ligne&#10;&#10;Le contenu généré par l’IA peut être incorrect.">
-              <a:extLst xmlns:a="http://schemas.openxmlformats.org/drawingml/2006/main">
-                <a:ext uri="{FF2B5EF4-FFF2-40B4-BE49-F238E27FC236}">
-                  <a16:creationId xmlns:a16="http://schemas.microsoft.com/office/drawing/2014/main" id="{A6192298-CCDC-46DE-ACDA-590D4CD919FE}"/>
-                </a:ext>
-              </a:extLst>
-            </wp:docPr>
+            <wp:docPr id="1998500231" name="Image 1" descr="Une image contenant texte, capture d’écran, diagramme, ligne&#10;&#10;Le contenu généré par l’IA peut être incorrect."/>
             <wp:cNvGraphicFramePr>
               <a:graphicFrameLocks xmlns:a="http://schemas.openxmlformats.org/drawingml/2006/main" noChangeAspect="1"/>
             </wp:cNvGraphicFramePr>
@@ -12306,6 +12156,7 @@
           <w:sz w:val="20"/>
           <w:szCs w:val="20"/>
         </w:rPr>
+        <w:lastRenderedPageBreak/>
         <w:t>Prédiction pour 90 jours</w:t>
       </w:r>
     </w:p>
@@ -12331,23 +12182,7 @@
           <w:sz w:val="20"/>
           <w:szCs w:val="20"/>
         </w:rPr>
-        <w:t xml:space="preserve">Tableau des corrélations avec </w:t>
-      </w:r>
-      <w:proofErr w:type="spellStart"/>
-      <w:r>
-        <w:rPr>
-          <w:sz w:val="20"/>
-          <w:szCs w:val="20"/>
-        </w:rPr>
-        <w:t>ret_future</w:t>
-      </w:r>
-      <w:proofErr w:type="spellEnd"/>
-      <w:r>
-        <w:rPr>
-          <w:sz w:val="20"/>
-          <w:szCs w:val="20"/>
-        </w:rPr>
-        <w:t xml:space="preserve"> (ordre croissant en valeur absolue) :</w:t>
+        <w:t>Tableau des corrélations avec ret_future (ordre croissant en valeur absolue) :</w:t>
       </w:r>
     </w:p>
     <w:p>
@@ -13387,6 +13222,7 @@
           <w:sz w:val="20"/>
           <w:szCs w:val="20"/>
         </w:rPr>
+        <w:lastRenderedPageBreak/>
         <w:t>GDP_GDP                                                     0.103125</w:t>
       </w:r>
     </w:p>
@@ -13976,13 +13812,7 @@
           <wp:inline distT="0" distB="0" distL="0" distR="0" wp14:anchorId="23956F87" wp14:editId="5A87BC0B">
             <wp:extent cx="5760720" cy="3444875"/>
             <wp:effectExtent l="0" t="0" r="0" b="3175"/>
-            <wp:docPr id="2014063403" name="Image 1" descr="Une image contenant texte, capture d’écran, diagramme, ligne&#10;&#10;Le contenu généré par l’IA peut être incorrect.">
-              <a:extLst xmlns:a="http://schemas.openxmlformats.org/drawingml/2006/main">
-                <a:ext uri="{FF2B5EF4-FFF2-40B4-BE49-F238E27FC236}">
-                  <a16:creationId xmlns:a16="http://schemas.microsoft.com/office/drawing/2014/main" id="{F5CDDF37-3E7D-42CF-BBB9-6DA8FE2FCA23}"/>
-                </a:ext>
-              </a:extLst>
-            </wp:docPr>
+            <wp:docPr id="2014063403" name="Image 1" descr="Une image contenant texte, capture d’écran, diagramme, ligne&#10;&#10;Le contenu généré par l’IA peut être incorrect."/>
             <wp:cNvGraphicFramePr>
               <a:graphicFrameLocks xmlns:a="http://schemas.openxmlformats.org/drawingml/2006/main" noChangeAspect="1"/>
             </wp:cNvGraphicFramePr>
@@ -14052,23 +13882,8 @@
           <w:sz w:val="20"/>
           <w:szCs w:val="20"/>
         </w:rPr>
-        <w:t xml:space="preserve">Tableau des corrélations avec </w:t>
-      </w:r>
-      <w:proofErr w:type="spellStart"/>
-      <w:r>
-        <w:rPr>
-          <w:sz w:val="20"/>
-          <w:szCs w:val="20"/>
-        </w:rPr>
-        <w:t>ret_future</w:t>
-      </w:r>
-      <w:proofErr w:type="spellEnd"/>
-      <w:r>
-        <w:rPr>
-          <w:sz w:val="20"/>
-          <w:szCs w:val="20"/>
-        </w:rPr>
-        <w:t xml:space="preserve"> (ordre croissant en valeur absolue) :</w:t>
+        <w:lastRenderedPageBreak/>
+        <w:t>Tableau des corrélations avec ret_future (ordre croissant en valeur absolue) :</w:t>
       </w:r>
     </w:p>
     <w:p>
@@ -15168,6 +14983,7 @@
           <w:sz w:val="20"/>
           <w:szCs w:val="20"/>
         </w:rPr>
+        <w:lastRenderedPageBreak/>
         <w:t>std</w:t>
       </w:r>
       <w:proofErr w:type="gramEnd"/>
@@ -15688,13 +15504,7 @@
           <wp:inline distT="0" distB="0" distL="0" distR="0" wp14:anchorId="563467F3" wp14:editId="261EE116">
             <wp:extent cx="5760720" cy="3435350"/>
             <wp:effectExtent l="0" t="0" r="0" b="0"/>
-            <wp:docPr id="1667980674" name="Image 1" descr="Une image contenant texte, capture d’écran, diagramme, ligne&#10;&#10;Le contenu généré par l’IA peut être incorrect.">
-              <a:extLst xmlns:a="http://schemas.openxmlformats.org/drawingml/2006/main">
-                <a:ext uri="{FF2B5EF4-FFF2-40B4-BE49-F238E27FC236}">
-                  <a16:creationId xmlns:a16="http://schemas.microsoft.com/office/drawing/2014/main" id="{94DC9455-37D8-4A20-A287-FB76B3C986E4}"/>
-                </a:ext>
-              </a:extLst>
-            </wp:docPr>
+            <wp:docPr id="1667980674" name="Image 1" descr="Une image contenant texte, capture d’écran, diagramme, ligne&#10;&#10;Le contenu généré par l’IA peut être incorrect."/>
             <wp:cNvGraphicFramePr>
               <a:graphicFrameLocks xmlns:a="http://schemas.openxmlformats.org/drawingml/2006/main" noChangeAspect="1"/>
             </wp:cNvGraphicFramePr>
@@ -15747,6 +15557,7 @@
           <w:sz w:val="20"/>
           <w:szCs w:val="20"/>
         </w:rPr>
+        <w:lastRenderedPageBreak/>
         <w:t>Comparaison des moyennes :</w:t>
       </w:r>
     </w:p>
@@ -15767,15 +15578,13 @@
           <w:szCs w:val="20"/>
         </w:rPr>
       </w:pPr>
-      <w:proofErr w:type="gramStart"/>
-      <w:r>
-        <w:rPr>
-          <w:sz w:val="20"/>
-          <w:szCs w:val="20"/>
-        </w:rPr>
-        <w:t>moyenne</w:t>
-      </w:r>
-      <w:proofErr w:type="gramEnd"/>
+      <w:r>
+        <w:rPr>
+          <w:sz w:val="20"/>
+          <w:szCs w:val="20"/>
+        </w:rPr>
+        <w:t>Moyenne</w:t>
+      </w:r>
       <w:r>
         <w:rPr>
           <w:sz w:val="20"/>
@@ -15808,47 +15617,27 @@
           <w:szCs w:val="20"/>
         </w:rPr>
       </w:pPr>
-      <w:proofErr w:type="gramStart"/>
-      <w:r>
-        <w:rPr>
-          <w:sz w:val="20"/>
-          <w:szCs w:val="20"/>
-        </w:rPr>
-        <w:t>moyenne</w:t>
-      </w:r>
-      <w:proofErr w:type="gramEnd"/>
-      <w:r>
-        <w:rPr>
-          <w:sz w:val="20"/>
-          <w:szCs w:val="20"/>
-        </w:rPr>
-        <w:t xml:space="preserve"> des corrélations avec </w:t>
-      </w:r>
-      <w:proofErr w:type="spellStart"/>
-      <w:r>
-        <w:rPr>
-          <w:sz w:val="20"/>
-          <w:szCs w:val="20"/>
-        </w:rPr>
-        <w:t>ret_future</w:t>
-      </w:r>
-      <w:proofErr w:type="spellEnd"/>
-      <w:r>
-        <w:rPr>
-          <w:sz w:val="20"/>
-          <w:szCs w:val="20"/>
-        </w:rPr>
-        <w:t xml:space="preserve"> (3 jours</w:t>
-      </w:r>
-      <w:proofErr w:type="gramStart"/>
-      <w:r>
-        <w:rPr>
-          <w:sz w:val="20"/>
-          <w:szCs w:val="20"/>
-        </w:rPr>
-        <w:t>):</w:t>
-      </w:r>
-      <w:proofErr w:type="gramEnd"/>
+      <w:r>
+        <w:rPr>
+          <w:sz w:val="20"/>
+          <w:szCs w:val="20"/>
+        </w:rPr>
+        <w:t>Moyenne</w:t>
+      </w:r>
+      <w:r>
+        <w:rPr>
+          <w:sz w:val="20"/>
+          <w:szCs w:val="20"/>
+        </w:rPr>
+        <w:t xml:space="preserve"> des corrélations avec ret_future (3 jours</w:t>
+      </w:r>
+      <w:r>
+        <w:rPr>
+          <w:sz w:val="20"/>
+          <w:szCs w:val="20"/>
+        </w:rPr>
+        <w:t>) :</w:t>
+      </w:r>
       <w:r>
         <w:rPr>
           <w:sz w:val="20"/>
@@ -15874,457 +15663,391 @@
           <w:szCs w:val="20"/>
         </w:rPr>
       </w:pPr>
-      <w:proofErr w:type="gramStart"/>
-      <w:r>
-        <w:rPr>
-          <w:sz w:val="20"/>
-          <w:szCs w:val="20"/>
-        </w:rPr>
-        <w:t>moyenne</w:t>
-      </w:r>
-      <w:proofErr w:type="gramEnd"/>
-      <w:r>
-        <w:rPr>
-          <w:sz w:val="20"/>
-          <w:szCs w:val="20"/>
-        </w:rPr>
-        <w:t xml:space="preserve"> des corrélations avec </w:t>
-      </w:r>
-      <w:proofErr w:type="spellStart"/>
-      <w:r>
-        <w:rPr>
-          <w:sz w:val="20"/>
-          <w:szCs w:val="20"/>
-        </w:rPr>
-        <w:t>ret_future</w:t>
-      </w:r>
-      <w:proofErr w:type="spellEnd"/>
-      <w:r>
-        <w:rPr>
-          <w:sz w:val="20"/>
-          <w:szCs w:val="20"/>
-        </w:rPr>
-        <w:t xml:space="preserve"> (7 jours</w:t>
-      </w:r>
-      <w:proofErr w:type="gramStart"/>
-      <w:r>
-        <w:rPr>
-          <w:sz w:val="20"/>
-          <w:szCs w:val="20"/>
-        </w:rPr>
-        <w:t>):</w:t>
-      </w:r>
-      <w:proofErr w:type="gramEnd"/>
-      <w:r>
-        <w:rPr>
-          <w:sz w:val="20"/>
-          <w:szCs w:val="20"/>
-        </w:rPr>
-        <w:t xml:space="preserve">  -0.001</w:t>
-      </w:r>
-    </w:p>
-    <w:p>
-      <w:pPr>
-        <w:spacing w:after="0"/>
-        <w:rPr>
-          <w:sz w:val="20"/>
-          <w:szCs w:val="20"/>
-        </w:rPr>
-      </w:pPr>
-    </w:p>
-    <w:p>
-      <w:pPr>
-        <w:spacing w:after="0"/>
-        <w:rPr>
-          <w:sz w:val="20"/>
-          <w:szCs w:val="20"/>
-        </w:rPr>
-      </w:pPr>
-      <w:proofErr w:type="gramStart"/>
-      <w:r>
-        <w:rPr>
-          <w:sz w:val="20"/>
-          <w:szCs w:val="20"/>
-        </w:rPr>
-        <w:t>m</w:t>
-      </w:r>
-      <w:r>
-        <w:rPr>
-          <w:sz w:val="20"/>
-          <w:szCs w:val="20"/>
-        </w:rPr>
-        <w:t>oyenne</w:t>
-      </w:r>
-      <w:proofErr w:type="gramEnd"/>
-      <w:r>
-        <w:rPr>
-          <w:sz w:val="20"/>
-          <w:szCs w:val="20"/>
-        </w:rPr>
-        <w:t xml:space="preserve"> des corrélations avec </w:t>
-      </w:r>
-      <w:proofErr w:type="spellStart"/>
-      <w:r>
-        <w:rPr>
-          <w:sz w:val="20"/>
-          <w:szCs w:val="20"/>
-        </w:rPr>
-        <w:t>ret_future</w:t>
-      </w:r>
-      <w:proofErr w:type="spellEnd"/>
-      <w:r>
-        <w:rPr>
-          <w:sz w:val="20"/>
-          <w:szCs w:val="20"/>
-        </w:rPr>
-        <w:t xml:space="preserve"> (14 jours</w:t>
-      </w:r>
-      <w:proofErr w:type="gramStart"/>
-      <w:r>
-        <w:rPr>
-          <w:sz w:val="20"/>
-          <w:szCs w:val="20"/>
-        </w:rPr>
-        <w:t>):</w:t>
-      </w:r>
-      <w:proofErr w:type="gramEnd"/>
-      <w:r>
-        <w:rPr>
-          <w:sz w:val="20"/>
-          <w:szCs w:val="20"/>
-        </w:rPr>
-        <w:t xml:space="preserve">  0.004</w:t>
-      </w:r>
-    </w:p>
-    <w:p>
-      <w:pPr>
-        <w:spacing w:after="0"/>
-        <w:rPr>
-          <w:sz w:val="20"/>
-          <w:szCs w:val="20"/>
-        </w:rPr>
-      </w:pPr>
-    </w:p>
-    <w:p>
-      <w:pPr>
-        <w:spacing w:after="0"/>
-        <w:rPr>
-          <w:sz w:val="20"/>
-          <w:szCs w:val="20"/>
-        </w:rPr>
-      </w:pPr>
-      <w:proofErr w:type="gramStart"/>
-      <w:r>
-        <w:rPr>
-          <w:sz w:val="20"/>
-          <w:szCs w:val="20"/>
-        </w:rPr>
-        <w:t>moyenne</w:t>
-      </w:r>
-      <w:proofErr w:type="gramEnd"/>
-      <w:r>
-        <w:rPr>
-          <w:sz w:val="20"/>
-          <w:szCs w:val="20"/>
-        </w:rPr>
-        <w:t xml:space="preserve"> des corrélations avec </w:t>
-      </w:r>
-      <w:proofErr w:type="spellStart"/>
-      <w:r>
-        <w:rPr>
-          <w:sz w:val="20"/>
-          <w:szCs w:val="20"/>
-        </w:rPr>
-        <w:t>ret_future</w:t>
-      </w:r>
-      <w:proofErr w:type="spellEnd"/>
-      <w:r>
-        <w:rPr>
-          <w:sz w:val="20"/>
-          <w:szCs w:val="20"/>
-        </w:rPr>
-        <w:t xml:space="preserve"> (21 jours</w:t>
-      </w:r>
-      <w:proofErr w:type="gramStart"/>
-      <w:r>
-        <w:rPr>
-          <w:sz w:val="20"/>
-          <w:szCs w:val="20"/>
-        </w:rPr>
-        <w:t>):</w:t>
-      </w:r>
-      <w:proofErr w:type="gramEnd"/>
-      <w:r>
-        <w:rPr>
-          <w:sz w:val="20"/>
-          <w:szCs w:val="20"/>
-        </w:rPr>
-        <w:t xml:space="preserve">  0.008</w:t>
-      </w:r>
-    </w:p>
-    <w:p>
-      <w:pPr>
-        <w:spacing w:after="0"/>
-        <w:rPr>
-          <w:sz w:val="20"/>
-          <w:szCs w:val="20"/>
-        </w:rPr>
-      </w:pPr>
-    </w:p>
-    <w:p>
-      <w:pPr>
-        <w:spacing w:after="0"/>
-        <w:rPr>
-          <w:sz w:val="20"/>
-          <w:szCs w:val="20"/>
-        </w:rPr>
-      </w:pPr>
-      <w:proofErr w:type="gramStart"/>
-      <w:r>
-        <w:rPr>
-          <w:sz w:val="20"/>
-          <w:szCs w:val="20"/>
-        </w:rPr>
-        <w:t>moyenne</w:t>
-      </w:r>
-      <w:proofErr w:type="gramEnd"/>
-      <w:r>
-        <w:rPr>
-          <w:sz w:val="20"/>
-          <w:szCs w:val="20"/>
-        </w:rPr>
-        <w:t xml:space="preserve"> des corrélations avec </w:t>
-      </w:r>
-      <w:proofErr w:type="spellStart"/>
-      <w:r>
-        <w:rPr>
-          <w:sz w:val="20"/>
-          <w:szCs w:val="20"/>
-        </w:rPr>
-        <w:t>ret_future</w:t>
-      </w:r>
-      <w:proofErr w:type="spellEnd"/>
-      <w:r>
-        <w:rPr>
-          <w:sz w:val="20"/>
-          <w:szCs w:val="20"/>
-        </w:rPr>
-        <w:t xml:space="preserve"> (30 jours</w:t>
-      </w:r>
-      <w:proofErr w:type="gramStart"/>
-      <w:r>
-        <w:rPr>
-          <w:sz w:val="20"/>
-          <w:szCs w:val="20"/>
-        </w:rPr>
-        <w:t>):</w:t>
-      </w:r>
-      <w:proofErr w:type="gramEnd"/>
-      <w:r>
-        <w:rPr>
-          <w:sz w:val="20"/>
-          <w:szCs w:val="20"/>
-        </w:rPr>
-        <w:t xml:space="preserve">  0.012</w:t>
-      </w:r>
-    </w:p>
-    <w:p>
-      <w:pPr>
-        <w:spacing w:after="0"/>
-        <w:rPr>
-          <w:sz w:val="20"/>
-          <w:szCs w:val="20"/>
-        </w:rPr>
-      </w:pPr>
-    </w:p>
-    <w:p>
-      <w:pPr>
-        <w:spacing w:after="0"/>
-        <w:rPr>
-          <w:sz w:val="20"/>
-          <w:szCs w:val="20"/>
-        </w:rPr>
-      </w:pPr>
-      <w:proofErr w:type="gramStart"/>
-      <w:r>
-        <w:rPr>
-          <w:sz w:val="20"/>
-          <w:szCs w:val="20"/>
-        </w:rPr>
-        <w:t>moyenne</w:t>
-      </w:r>
-      <w:proofErr w:type="gramEnd"/>
-      <w:r>
-        <w:rPr>
-          <w:sz w:val="20"/>
-          <w:szCs w:val="20"/>
-        </w:rPr>
-        <w:t xml:space="preserve"> des corrélations avec </w:t>
-      </w:r>
-      <w:proofErr w:type="spellStart"/>
-      <w:r>
-        <w:rPr>
-          <w:sz w:val="20"/>
-          <w:szCs w:val="20"/>
-        </w:rPr>
-        <w:t>ret_future</w:t>
-      </w:r>
-      <w:proofErr w:type="spellEnd"/>
-      <w:r>
-        <w:rPr>
-          <w:sz w:val="20"/>
-          <w:szCs w:val="20"/>
-        </w:rPr>
-        <w:t xml:space="preserve"> (60 jours</w:t>
-      </w:r>
-      <w:proofErr w:type="gramStart"/>
-      <w:r>
-        <w:rPr>
-          <w:sz w:val="20"/>
-          <w:szCs w:val="20"/>
-        </w:rPr>
-        <w:t>):</w:t>
-      </w:r>
-      <w:proofErr w:type="gramEnd"/>
-      <w:r>
-        <w:rPr>
-          <w:sz w:val="20"/>
-          <w:szCs w:val="20"/>
-        </w:rPr>
-        <w:t xml:space="preserve">  0.031</w:t>
-      </w:r>
-    </w:p>
-    <w:p>
-      <w:pPr>
-        <w:spacing w:after="0"/>
-        <w:rPr>
-          <w:sz w:val="20"/>
-          <w:szCs w:val="20"/>
-        </w:rPr>
-      </w:pPr>
-    </w:p>
-    <w:p>
-      <w:pPr>
-        <w:spacing w:after="0"/>
-        <w:rPr>
-          <w:sz w:val="20"/>
-          <w:szCs w:val="20"/>
-        </w:rPr>
-      </w:pPr>
-      <w:proofErr w:type="gramStart"/>
-      <w:r>
-        <w:rPr>
-          <w:sz w:val="20"/>
-          <w:szCs w:val="20"/>
-        </w:rPr>
-        <w:t>moyenne</w:t>
-      </w:r>
-      <w:proofErr w:type="gramEnd"/>
-      <w:r>
-        <w:rPr>
-          <w:sz w:val="20"/>
-          <w:szCs w:val="20"/>
-        </w:rPr>
-        <w:t xml:space="preserve"> des corrélations avec </w:t>
-      </w:r>
-      <w:proofErr w:type="spellStart"/>
-      <w:r>
-        <w:rPr>
-          <w:sz w:val="20"/>
-          <w:szCs w:val="20"/>
-        </w:rPr>
-        <w:t>ret_future</w:t>
-      </w:r>
-      <w:proofErr w:type="spellEnd"/>
-      <w:r>
-        <w:rPr>
-          <w:sz w:val="20"/>
-          <w:szCs w:val="20"/>
-        </w:rPr>
-        <w:t xml:space="preserve"> (90 jours</w:t>
-      </w:r>
-      <w:proofErr w:type="gramStart"/>
-      <w:r>
-        <w:rPr>
-          <w:sz w:val="20"/>
-          <w:szCs w:val="20"/>
-        </w:rPr>
-        <w:t>):</w:t>
-      </w:r>
-      <w:proofErr w:type="gramEnd"/>
-      <w:r>
-        <w:rPr>
-          <w:sz w:val="20"/>
-          <w:szCs w:val="20"/>
-        </w:rPr>
-        <w:t xml:space="preserve">  0.048</w:t>
-      </w:r>
-    </w:p>
-    <w:p>
-      <w:pPr>
-        <w:spacing w:after="0"/>
-        <w:rPr>
-          <w:sz w:val="20"/>
-          <w:szCs w:val="20"/>
-        </w:rPr>
-      </w:pPr>
-    </w:p>
-    <w:p>
-      <w:pPr>
-        <w:spacing w:after="0"/>
-        <w:rPr>
-          <w:sz w:val="20"/>
-          <w:szCs w:val="20"/>
-        </w:rPr>
-      </w:pPr>
-      <w:proofErr w:type="gramStart"/>
-      <w:r>
-        <w:rPr>
-          <w:sz w:val="20"/>
-          <w:szCs w:val="20"/>
-        </w:rPr>
-        <w:t>moyenne</w:t>
-      </w:r>
-      <w:proofErr w:type="gramEnd"/>
-      <w:r>
-        <w:rPr>
-          <w:sz w:val="20"/>
-          <w:szCs w:val="20"/>
-        </w:rPr>
-        <w:t xml:space="preserve"> des corrélations avec </w:t>
-      </w:r>
-      <w:proofErr w:type="spellStart"/>
-      <w:r>
-        <w:rPr>
-          <w:sz w:val="20"/>
-          <w:szCs w:val="20"/>
-        </w:rPr>
-        <w:t>ret_future</w:t>
-      </w:r>
-      <w:proofErr w:type="spellEnd"/>
-      <w:r>
-        <w:rPr>
-          <w:sz w:val="20"/>
-          <w:szCs w:val="20"/>
-        </w:rPr>
-        <w:t xml:space="preserve"> (120 jours</w:t>
-      </w:r>
-      <w:proofErr w:type="gramStart"/>
-      <w:r>
-        <w:rPr>
-          <w:sz w:val="20"/>
-          <w:szCs w:val="20"/>
-        </w:rPr>
-        <w:t>):</w:t>
-      </w:r>
-      <w:proofErr w:type="gramEnd"/>
-      <w:r>
-        <w:rPr>
-          <w:sz w:val="20"/>
-          <w:szCs w:val="20"/>
-        </w:rPr>
-        <w:t xml:space="preserve">  0.061</w:t>
-      </w:r>
+      <w:r>
+        <w:rPr>
+          <w:sz w:val="20"/>
+          <w:szCs w:val="20"/>
+        </w:rPr>
+        <w:t>Moyenne</w:t>
+      </w:r>
+      <w:r>
+        <w:rPr>
+          <w:sz w:val="20"/>
+          <w:szCs w:val="20"/>
+        </w:rPr>
+        <w:t xml:space="preserve"> des corrélations avec ret_future (7 jours)</w:t>
+      </w:r>
+      <w:r>
+        <w:rPr>
+          <w:sz w:val="20"/>
+          <w:szCs w:val="20"/>
+        </w:rPr>
+        <w:t xml:space="preserve"> </w:t>
+      </w:r>
+      <w:r>
+        <w:rPr>
+          <w:sz w:val="20"/>
+          <w:szCs w:val="20"/>
+        </w:rPr>
+        <w:t>:  -0.001</w:t>
+      </w:r>
+    </w:p>
+    <w:p>
+      <w:pPr>
+        <w:spacing w:after="0"/>
+        <w:rPr>
+          <w:sz w:val="20"/>
+          <w:szCs w:val="20"/>
+        </w:rPr>
+      </w:pPr>
+    </w:p>
+    <w:p>
+      <w:pPr>
+        <w:spacing w:after="0"/>
+        <w:rPr>
+          <w:sz w:val="20"/>
+          <w:szCs w:val="20"/>
+        </w:rPr>
+      </w:pPr>
+      <w:r>
+        <w:rPr>
+          <w:sz w:val="20"/>
+          <w:szCs w:val="20"/>
+        </w:rPr>
+        <w:t>Moyenne</w:t>
+      </w:r>
+      <w:r>
+        <w:rPr>
+          <w:sz w:val="20"/>
+          <w:szCs w:val="20"/>
+        </w:rPr>
+        <w:t xml:space="preserve"> des corrélations avec ret_future (14 jours)</w:t>
+      </w:r>
+      <w:r>
+        <w:rPr>
+          <w:sz w:val="20"/>
+          <w:szCs w:val="20"/>
+        </w:rPr>
+        <w:t xml:space="preserve"> </w:t>
+      </w:r>
+      <w:r>
+        <w:rPr>
+          <w:sz w:val="20"/>
+          <w:szCs w:val="20"/>
+        </w:rPr>
+        <w:t>:  0.004</w:t>
+      </w:r>
+    </w:p>
+    <w:p>
+      <w:pPr>
+        <w:spacing w:after="0"/>
+        <w:rPr>
+          <w:sz w:val="20"/>
+          <w:szCs w:val="20"/>
+        </w:rPr>
+      </w:pPr>
+    </w:p>
+    <w:p>
+      <w:pPr>
+        <w:spacing w:after="0"/>
+        <w:rPr>
+          <w:sz w:val="20"/>
+          <w:szCs w:val="20"/>
+        </w:rPr>
+      </w:pPr>
+      <w:r>
+        <w:rPr>
+          <w:sz w:val="20"/>
+          <w:szCs w:val="20"/>
+        </w:rPr>
+        <w:t>Moyenne</w:t>
+      </w:r>
+      <w:r>
+        <w:rPr>
+          <w:sz w:val="20"/>
+          <w:szCs w:val="20"/>
+        </w:rPr>
+        <w:t xml:space="preserve"> des corrélations avec ret_future (21 jours)</w:t>
+      </w:r>
+      <w:r>
+        <w:rPr>
+          <w:sz w:val="20"/>
+          <w:szCs w:val="20"/>
+        </w:rPr>
+        <w:t xml:space="preserve"> </w:t>
+      </w:r>
+      <w:r>
+        <w:rPr>
+          <w:sz w:val="20"/>
+          <w:szCs w:val="20"/>
+        </w:rPr>
+        <w:t>:  0.008</w:t>
+      </w:r>
+    </w:p>
+    <w:p>
+      <w:pPr>
+        <w:spacing w:after="0"/>
+        <w:rPr>
+          <w:sz w:val="20"/>
+          <w:szCs w:val="20"/>
+        </w:rPr>
+      </w:pPr>
+    </w:p>
+    <w:p>
+      <w:pPr>
+        <w:spacing w:after="0"/>
+        <w:rPr>
+          <w:sz w:val="20"/>
+          <w:szCs w:val="20"/>
+        </w:rPr>
+      </w:pPr>
+      <w:r>
+        <w:rPr>
+          <w:sz w:val="20"/>
+          <w:szCs w:val="20"/>
+        </w:rPr>
+        <w:t>Moyenne</w:t>
+      </w:r>
+      <w:r>
+        <w:rPr>
+          <w:sz w:val="20"/>
+          <w:szCs w:val="20"/>
+        </w:rPr>
+        <w:t xml:space="preserve"> des corrélations avec ret_future (30 jours)</w:t>
+      </w:r>
+      <w:r>
+        <w:rPr>
+          <w:sz w:val="20"/>
+          <w:szCs w:val="20"/>
+        </w:rPr>
+        <w:t xml:space="preserve"> </w:t>
+      </w:r>
+      <w:r>
+        <w:rPr>
+          <w:sz w:val="20"/>
+          <w:szCs w:val="20"/>
+        </w:rPr>
+        <w:t>:  0.012</w:t>
+      </w:r>
+    </w:p>
+    <w:p>
+      <w:pPr>
+        <w:spacing w:after="0"/>
+        <w:rPr>
+          <w:sz w:val="20"/>
+          <w:szCs w:val="20"/>
+        </w:rPr>
+      </w:pPr>
+    </w:p>
+    <w:p>
+      <w:pPr>
+        <w:spacing w:after="0"/>
+        <w:rPr>
+          <w:sz w:val="20"/>
+          <w:szCs w:val="20"/>
+        </w:rPr>
+      </w:pPr>
+      <w:r>
+        <w:rPr>
+          <w:sz w:val="20"/>
+          <w:szCs w:val="20"/>
+        </w:rPr>
+        <w:t>Moyenne</w:t>
+      </w:r>
+      <w:r>
+        <w:rPr>
+          <w:sz w:val="20"/>
+          <w:szCs w:val="20"/>
+        </w:rPr>
+        <w:t xml:space="preserve"> des corrélations avec ret_future (60 jours)</w:t>
+      </w:r>
+      <w:r>
+        <w:rPr>
+          <w:sz w:val="20"/>
+          <w:szCs w:val="20"/>
+        </w:rPr>
+        <w:t xml:space="preserve"> </w:t>
+      </w:r>
+      <w:r>
+        <w:rPr>
+          <w:sz w:val="20"/>
+          <w:szCs w:val="20"/>
+        </w:rPr>
+        <w:t>:  0.031</w:t>
+      </w:r>
+    </w:p>
+    <w:p>
+      <w:pPr>
+        <w:spacing w:after="0"/>
+        <w:rPr>
+          <w:sz w:val="20"/>
+          <w:szCs w:val="20"/>
+        </w:rPr>
+      </w:pPr>
+    </w:p>
+    <w:p>
+      <w:pPr>
+        <w:spacing w:after="0"/>
+        <w:rPr>
+          <w:sz w:val="20"/>
+          <w:szCs w:val="20"/>
+        </w:rPr>
+      </w:pPr>
+      <w:r>
+        <w:rPr>
+          <w:sz w:val="20"/>
+          <w:szCs w:val="20"/>
+        </w:rPr>
+        <w:t>Moyenne</w:t>
+      </w:r>
+      <w:r>
+        <w:rPr>
+          <w:sz w:val="20"/>
+          <w:szCs w:val="20"/>
+        </w:rPr>
+        <w:t xml:space="preserve"> des corrélations avec ret_future (90 jours)</w:t>
+      </w:r>
+      <w:r>
+        <w:rPr>
+          <w:sz w:val="20"/>
+          <w:szCs w:val="20"/>
+        </w:rPr>
+        <w:t xml:space="preserve"> </w:t>
+      </w:r>
+      <w:r>
+        <w:rPr>
+          <w:sz w:val="20"/>
+          <w:szCs w:val="20"/>
+        </w:rPr>
+        <w:t>:  0.048</w:t>
+      </w:r>
+    </w:p>
+    <w:p>
+      <w:pPr>
+        <w:spacing w:after="0"/>
+        <w:rPr>
+          <w:sz w:val="20"/>
+          <w:szCs w:val="20"/>
+        </w:rPr>
+      </w:pPr>
+    </w:p>
+    <w:p>
+      <w:pPr>
+        <w:spacing w:after="0"/>
+        <w:rPr>
+          <w:sz w:val="20"/>
+          <w:szCs w:val="20"/>
+        </w:rPr>
+      </w:pPr>
+      <w:r>
+        <w:rPr>
+          <w:sz w:val="20"/>
+          <w:szCs w:val="20"/>
+        </w:rPr>
+        <w:t>Moyenne</w:t>
+      </w:r>
+      <w:r>
+        <w:rPr>
+          <w:sz w:val="20"/>
+          <w:szCs w:val="20"/>
+        </w:rPr>
+        <w:t xml:space="preserve"> des corrélations avec ret_future (120 jours)</w:t>
+      </w:r>
+      <w:r>
+        <w:rPr>
+          <w:sz w:val="20"/>
+          <w:szCs w:val="20"/>
+        </w:rPr>
+        <w:t xml:space="preserve"> </w:t>
+      </w:r>
+      <w:r>
+        <w:rPr>
+          <w:sz w:val="20"/>
+          <w:szCs w:val="20"/>
+        </w:rPr>
+        <w:t>:  0.061</w:t>
+      </w:r>
+    </w:p>
+    <w:p>
+      <w:pPr>
+        <w:spacing w:after="0"/>
+        <w:rPr>
+          <w:sz w:val="20"/>
+          <w:szCs w:val="20"/>
+        </w:rPr>
+      </w:pPr>
+    </w:p>
+    <w:p>
+      <w:pPr>
+        <w:spacing w:after="0"/>
+        <w:rPr>
+          <w:sz w:val="20"/>
+          <w:szCs w:val="20"/>
+        </w:rPr>
+      </w:pPr>
+    </w:p>
+    <w:p>
+      <w:pPr>
+        <w:spacing w:after="0"/>
+        <w:rPr>
+          <w:sz w:val="20"/>
+          <w:szCs w:val="20"/>
+        </w:rPr>
+      </w:pPr>
+    </w:p>
+    <w:p>
+      <w:pPr>
+        <w:spacing w:after="0"/>
+        <w:rPr>
+          <w:sz w:val="20"/>
+          <w:szCs w:val="20"/>
+        </w:rPr>
+      </w:pPr>
+    </w:p>
+    <w:p>
+      <w:pPr>
+        <w:spacing w:after="0"/>
+        <w:rPr>
+          <w:sz w:val="20"/>
+          <w:szCs w:val="20"/>
+        </w:rPr>
+      </w:pPr>
+    </w:p>
+    <w:p>
+      <w:pPr>
+        <w:spacing w:after="0"/>
+        <w:rPr>
+          <w:sz w:val="20"/>
+          <w:szCs w:val="20"/>
+        </w:rPr>
+      </w:pPr>
+    </w:p>
+    <w:p>
+      <w:pPr>
+        <w:spacing w:after="0"/>
+        <w:rPr>
+          <w:sz w:val="20"/>
+          <w:szCs w:val="20"/>
+        </w:rPr>
+      </w:pPr>
+    </w:p>
+    <w:p>
+      <w:pPr>
+        <w:spacing w:after="0"/>
+        <w:rPr>
+          <w:sz w:val="20"/>
+          <w:szCs w:val="20"/>
+        </w:rPr>
+      </w:pPr>
+    </w:p>
+    <w:p>
+      <w:pPr>
+        <w:spacing w:after="0"/>
+        <w:rPr>
+          <w:sz w:val="20"/>
+          <w:szCs w:val="20"/>
+        </w:rPr>
+      </w:pPr>
     </w:p>
     <w:sectPr>
       <w:pgSz w:w="11906" w:h="16838"/>
@@ -16337,11 +16060,11 @@
 </file>
 
 <file path=word/numbering.xml><?xml version="1.0" encoding="utf-8"?>
-<w:numbering xmlns:wpc="http://schemas.microsoft.com/office/word/2010/wordprocessingCanvas" xmlns:cx="http://schemas.microsoft.com/office/drawing/2014/chartex" xmlns:cx1="http://schemas.microsoft.com/office/drawing/2015/9/8/chartex" xmlns:cx2="http://schemas.microsoft.com/office/drawing/2015/10/21/chartex" xmlns:cx3="http://schemas.microsoft.com/office/drawing/2016/5/9/chartex" xmlns:cx4="http://schemas.microsoft.com/office/drawing/2016/5/10/chartex" xmlns:cx5="http://schemas.microsoft.com/office/drawing/2016/5/11/chartex" xmlns:cx6="http://schemas.microsoft.com/office/drawing/2016/5/12/chartex" xmlns:cx7="http://schemas.microsoft.com/office/drawing/2016/5/13/chartex" xmlns:cx8="http://schemas.microsoft.com/office/drawing/2016/5/14/chartex" xmlns:mc="http://schemas.openxmlformats.org/markup-compatibility/2006" xmlns:aink="http://schemas.microsoft.com/office/drawing/2016/ink" xmlns:am3d="http://schemas.microsoft.com/office/drawing/2017/model3d" xmlns:o="urn:schemas-microsoft-com:office:office" xmlns:oel="http://schemas.microsoft.com/office/2019/extlst" xmlns:r="http://schemas.openxmlformats.org/officeDocument/2006/relationships" xmlns:m="http://schemas.openxmlformats.org/officeDocument/2006/math" xmlns:v="urn:schemas-microsoft-com:vml" xmlns:wp14="http://schemas.microsoft.com/office/word/2010/wordprocessingDrawing" xmlns:wp="http://schemas.openxmlformats.org/drawingml/2006/wordprocessingDrawing" xmlns:w10="urn:schemas-microsoft-com:office:word" xmlns:w="http://schemas.openxmlformats.org/wordprocessingml/2006/main" xmlns:w14="http://schemas.microsoft.com/office/word/2010/wordml" xmlns:w15="http://schemas.microsoft.com/office/word/2012/wordml" xmlns:w16cex="http://schemas.microsoft.com/office/word/2018/wordml/cex" xmlns:w16cid="http://schemas.microsoft.com/office/word/2016/wordml/cid" xmlns:w16="http://schemas.microsoft.com/office/word/2018/wordml" xmlns:w16du="http://schemas.microsoft.com/office/word/2023/wordml/word16du" xmlns:w16sdtdh="http://schemas.microsoft.com/office/word/2020/wordml/sdtdatahash" xmlns:w16sdtfl="http://schemas.microsoft.com/office/word/2024/wordml/sdtformatlock" xmlns:w16se="http://schemas.microsoft.com/office/word/2015/wordml/symex" xmlns:wpg="http://schemas.microsoft.com/office/word/2010/wordprocessingGroup" xmlns:wpi="http://schemas.microsoft.com/office/word/2010/wordprocessingInk" xmlns:wne="http://schemas.microsoft.com/office/word/2006/wordml" xmlns:wps="http://schemas.microsoft.com/office/word/2010/wordprocessingShape" mc:Ignorable="w14 w15 w16se w16cid w16 w16cex w16sdtdh w16sdtfl w16du wp14"/>
+<w:numbering xmlns:wpc="http://schemas.microsoft.com/office/word/2010/wordprocessingCanvas" xmlns:cx="http://schemas.microsoft.com/office/drawing/2014/chartex" xmlns:cx1="http://schemas.microsoft.com/office/drawing/2015/9/8/chartex" xmlns:cx2="http://schemas.microsoft.com/office/drawing/2015/10/21/chartex" xmlns:cx3="http://schemas.microsoft.com/office/drawing/2016/5/9/chartex" xmlns:cx4="http://schemas.microsoft.com/office/drawing/2016/5/10/chartex" xmlns:cx5="http://schemas.microsoft.com/office/drawing/2016/5/11/chartex" xmlns:cx6="http://schemas.microsoft.com/office/drawing/2016/5/12/chartex" xmlns:cx7="http://schemas.microsoft.com/office/drawing/2016/5/13/chartex" xmlns:cx8="http://schemas.microsoft.com/office/drawing/2016/5/14/chartex" xmlns:mc="http://schemas.openxmlformats.org/markup-compatibility/2006" xmlns:aink="http://schemas.microsoft.com/office/drawing/2016/ink" xmlns:am3d="http://schemas.microsoft.com/office/drawing/2017/model3d" xmlns:o="urn:schemas-microsoft-com:office:office" xmlns:oel="http://schemas.microsoft.com/office/2019/extlst" xmlns:r="http://schemas.openxmlformats.org/officeDocument/2006/relationships" xmlns:m="http://schemas.openxmlformats.org/officeDocument/2006/math" xmlns:v="urn:schemas-microsoft-com:vml" xmlns:wp14="http://schemas.microsoft.com/office/word/2010/wordprocessingDrawing" xmlns:wp="http://schemas.openxmlformats.org/drawingml/2006/wordprocessingDrawing" xmlns:w10="urn:schemas-microsoft-com:office:word" xmlns:w="http://schemas.openxmlformats.org/wordprocessingml/2006/main" xmlns:w14="http://schemas.microsoft.com/office/word/2010/wordml" xmlns:w15="http://schemas.microsoft.com/office/word/2012/wordml" xmlns:w16cex="http://schemas.microsoft.com/office/word/2018/wordml/cex" xmlns:w16cid="http://schemas.microsoft.com/office/word/2016/wordml/cid" xmlns:w16="http://schemas.microsoft.com/office/word/2018/wordml" xmlns:w16du="http://schemas.microsoft.com/office/word/2023/wordml/word16du" xmlns:w16sdtdh="http://schemas.microsoft.com/office/word/2020/wordml/sdtdatahash" xmlns:w16se="http://schemas.microsoft.com/office/word/2015/wordml/symex" xmlns:wpg="http://schemas.microsoft.com/office/word/2010/wordprocessingGroup" xmlns:wpi="http://schemas.microsoft.com/office/word/2010/wordprocessingInk" xmlns:wne="http://schemas.microsoft.com/office/word/2006/wordml" xmlns:wps="http://schemas.microsoft.com/office/word/2010/wordprocessingShape" mc:Ignorable="w14 w15 w16se w16cid w16 w16cex w16sdtdh w16du wp14"/>
 </file>
 
 <file path=word/styles.xml><?xml version="1.0" encoding="utf-8"?>
-<w:styles xmlns:mc="http://schemas.openxmlformats.org/markup-compatibility/2006" xmlns:r="http://schemas.openxmlformats.org/officeDocument/2006/relationships" xmlns:w="http://schemas.openxmlformats.org/wordprocessingml/2006/main" xmlns:w14="http://schemas.microsoft.com/office/word/2010/wordml" xmlns:w15="http://schemas.microsoft.com/office/word/2012/wordml" xmlns:w16cex="http://schemas.microsoft.com/office/word/2018/wordml/cex" xmlns:w16cid="http://schemas.microsoft.com/office/word/2016/wordml/cid" xmlns:w16="http://schemas.microsoft.com/office/word/2018/wordml" xmlns:w16du="http://schemas.microsoft.com/office/word/2023/wordml/word16du" xmlns:w16sdtdh="http://schemas.microsoft.com/office/word/2020/wordml/sdtdatahash" xmlns:w16sdtfl="http://schemas.microsoft.com/office/word/2024/wordml/sdtformatlock" xmlns:w16se="http://schemas.microsoft.com/office/word/2015/wordml/symex" mc:Ignorable="w14 w15 w16se w16cid w16 w16cex w16sdtdh w16sdtfl w16du">
+<w:styles xmlns:mc="http://schemas.openxmlformats.org/markup-compatibility/2006" xmlns:r="http://schemas.openxmlformats.org/officeDocument/2006/relationships" xmlns:w="http://schemas.openxmlformats.org/wordprocessingml/2006/main" xmlns:w14="http://schemas.microsoft.com/office/word/2010/wordml" xmlns:w15="http://schemas.microsoft.com/office/word/2012/wordml" xmlns:w16cex="http://schemas.microsoft.com/office/word/2018/wordml/cex" xmlns:w16cid="http://schemas.microsoft.com/office/word/2016/wordml/cid" xmlns:w16="http://schemas.microsoft.com/office/word/2018/wordml" xmlns:w16du="http://schemas.microsoft.com/office/word/2023/wordml/word16du" xmlns:w16sdtdh="http://schemas.microsoft.com/office/word/2020/wordml/sdtdatahash" xmlns:w16se="http://schemas.microsoft.com/office/word/2015/wordml/symex" mc:Ignorable="w14 w15 w16se w16cid w16 w16cex w16sdtdh w16du">
   <w:docDefaults>
     <w:rPrDefault>
       <w:rPr>
@@ -16741,11 +16464,11 @@
     <w:name w:val="Normal"/>
     <w:qFormat/>
   </w:style>
-  <w:style w:type="paragraph" w:styleId="Heading1">
+  <w:style w:type="paragraph" w:styleId="Titre1">
     <w:name w:val="heading 1"/>
     <w:basedOn w:val="Normal"/>
     <w:next w:val="Normal"/>
-    <w:link w:val="Heading1Char"/>
+    <w:link w:val="Titre1Car"/>
     <w:uiPriority w:val="9"/>
     <w:qFormat/>
     <w:rsid w:val="0047563D"/>
@@ -16762,11 +16485,11 @@
       <w:szCs w:val="40"/>
     </w:rPr>
   </w:style>
-  <w:style w:type="paragraph" w:styleId="Heading2">
+  <w:style w:type="paragraph" w:styleId="Titre2">
     <w:name w:val="heading 2"/>
     <w:basedOn w:val="Normal"/>
     <w:next w:val="Normal"/>
-    <w:link w:val="Heading2Char"/>
+    <w:link w:val="Titre2Car"/>
     <w:uiPriority w:val="9"/>
     <w:semiHidden/>
     <w:unhideWhenUsed/>
@@ -16785,11 +16508,11 @@
       <w:szCs w:val="32"/>
     </w:rPr>
   </w:style>
-  <w:style w:type="paragraph" w:styleId="Heading3">
+  <w:style w:type="paragraph" w:styleId="Titre3">
     <w:name w:val="heading 3"/>
     <w:basedOn w:val="Normal"/>
     <w:next w:val="Normal"/>
-    <w:link w:val="Heading3Char"/>
+    <w:link w:val="Titre3Car"/>
     <w:uiPriority w:val="9"/>
     <w:semiHidden/>
     <w:unhideWhenUsed/>
@@ -16808,11 +16531,11 @@
       <w:szCs w:val="28"/>
     </w:rPr>
   </w:style>
-  <w:style w:type="paragraph" w:styleId="Heading4">
+  <w:style w:type="paragraph" w:styleId="Titre4">
     <w:name w:val="heading 4"/>
     <w:basedOn w:val="Normal"/>
     <w:next w:val="Normal"/>
-    <w:link w:val="Heading4Char"/>
+    <w:link w:val="Titre4Car"/>
     <w:uiPriority w:val="9"/>
     <w:semiHidden/>
     <w:unhideWhenUsed/>
@@ -16831,11 +16554,11 @@
       <w:color w:val="0F4761" w:themeColor="accent1" w:themeShade="BF"/>
     </w:rPr>
   </w:style>
-  <w:style w:type="paragraph" w:styleId="Heading5">
+  <w:style w:type="paragraph" w:styleId="Titre5">
     <w:name w:val="heading 5"/>
     <w:basedOn w:val="Normal"/>
     <w:next w:val="Normal"/>
-    <w:link w:val="Heading5Char"/>
+    <w:link w:val="Titre5Car"/>
     <w:uiPriority w:val="9"/>
     <w:semiHidden/>
     <w:unhideWhenUsed/>
@@ -16852,11 +16575,11 @@
       <w:color w:val="0F4761" w:themeColor="accent1" w:themeShade="BF"/>
     </w:rPr>
   </w:style>
-  <w:style w:type="paragraph" w:styleId="Heading6">
+  <w:style w:type="paragraph" w:styleId="Titre6">
     <w:name w:val="heading 6"/>
     <w:basedOn w:val="Normal"/>
     <w:next w:val="Normal"/>
-    <w:link w:val="Heading6Char"/>
+    <w:link w:val="Titre6Car"/>
     <w:uiPriority w:val="9"/>
     <w:semiHidden/>
     <w:unhideWhenUsed/>
@@ -16875,11 +16598,11 @@
       <w:color w:val="595959" w:themeColor="text1" w:themeTint="A6"/>
     </w:rPr>
   </w:style>
-  <w:style w:type="paragraph" w:styleId="Heading7">
+  <w:style w:type="paragraph" w:styleId="Titre7">
     <w:name w:val="heading 7"/>
     <w:basedOn w:val="Normal"/>
     <w:next w:val="Normal"/>
-    <w:link w:val="Heading7Char"/>
+    <w:link w:val="Titre7Car"/>
     <w:uiPriority w:val="9"/>
     <w:semiHidden/>
     <w:unhideWhenUsed/>
@@ -16896,11 +16619,11 @@
       <w:color w:val="595959" w:themeColor="text1" w:themeTint="A6"/>
     </w:rPr>
   </w:style>
-  <w:style w:type="paragraph" w:styleId="Heading8">
+  <w:style w:type="paragraph" w:styleId="Titre8">
     <w:name w:val="heading 8"/>
     <w:basedOn w:val="Normal"/>
     <w:next w:val="Normal"/>
-    <w:link w:val="Heading8Char"/>
+    <w:link w:val="Titre8Car"/>
     <w:uiPriority w:val="9"/>
     <w:semiHidden/>
     <w:unhideWhenUsed/>
@@ -16919,11 +16642,11 @@
       <w:color w:val="272727" w:themeColor="text1" w:themeTint="D8"/>
     </w:rPr>
   </w:style>
-  <w:style w:type="paragraph" w:styleId="Heading9">
+  <w:style w:type="paragraph" w:styleId="Titre9">
     <w:name w:val="heading 9"/>
     <w:basedOn w:val="Normal"/>
     <w:next w:val="Normal"/>
-    <w:link w:val="Heading9Char"/>
+    <w:link w:val="Titre9Car"/>
     <w:uiPriority w:val="9"/>
     <w:semiHidden/>
     <w:unhideWhenUsed/>
@@ -16940,13 +16663,13 @@
       <w:color w:val="272727" w:themeColor="text1" w:themeTint="D8"/>
     </w:rPr>
   </w:style>
-  <w:style w:type="character" w:default="1" w:styleId="DefaultParagraphFont">
+  <w:style w:type="character" w:default="1" w:styleId="Policepardfaut">
     <w:name w:val="Default Paragraph Font"/>
     <w:uiPriority w:val="1"/>
     <w:semiHidden/>
     <w:unhideWhenUsed/>
   </w:style>
-  <w:style w:type="table" w:default="1" w:styleId="TableNormal">
+  <w:style w:type="table" w:default="1" w:styleId="TableauNormal">
     <w:name w:val="Normal Table"/>
     <w:uiPriority w:val="99"/>
     <w:semiHidden/>
@@ -16961,16 +16684,16 @@
       </w:tblCellMar>
     </w:tblPr>
   </w:style>
-  <w:style w:type="numbering" w:default="1" w:styleId="NoList">
+  <w:style w:type="numbering" w:default="1" w:styleId="Aucuneliste">
     <w:name w:val="No List"/>
     <w:uiPriority w:val="99"/>
     <w:semiHidden/>
     <w:unhideWhenUsed/>
   </w:style>
-  <w:style w:type="character" w:customStyle="1" w:styleId="Heading1Char">
-    <w:name w:val="Heading 1 Char"/>
-    <w:basedOn w:val="DefaultParagraphFont"/>
-    <w:link w:val="Heading1"/>
+  <w:style w:type="character" w:customStyle="1" w:styleId="Titre1Car">
+    <w:name w:val="Titre 1 Car"/>
+    <w:basedOn w:val="Policepardfaut"/>
+    <w:link w:val="Titre1"/>
     <w:uiPriority w:val="9"/>
     <w:rsid w:val="0047563D"/>
     <w:rPr>
@@ -16980,10 +16703,10 @@
       <w:szCs w:val="40"/>
     </w:rPr>
   </w:style>
-  <w:style w:type="character" w:customStyle="1" w:styleId="Heading2Char">
-    <w:name w:val="Heading 2 Char"/>
-    <w:basedOn w:val="DefaultParagraphFont"/>
-    <w:link w:val="Heading2"/>
+  <w:style w:type="character" w:customStyle="1" w:styleId="Titre2Car">
+    <w:name w:val="Titre 2 Car"/>
+    <w:basedOn w:val="Policepardfaut"/>
+    <w:link w:val="Titre2"/>
     <w:uiPriority w:val="9"/>
     <w:semiHidden/>
     <w:rsid w:val="0047563D"/>
@@ -16994,10 +16717,10 @@
       <w:szCs w:val="32"/>
     </w:rPr>
   </w:style>
-  <w:style w:type="character" w:customStyle="1" w:styleId="Heading3Char">
-    <w:name w:val="Heading 3 Char"/>
-    <w:basedOn w:val="DefaultParagraphFont"/>
-    <w:link w:val="Heading3"/>
+  <w:style w:type="character" w:customStyle="1" w:styleId="Titre3Car">
+    <w:name w:val="Titre 3 Car"/>
+    <w:basedOn w:val="Policepardfaut"/>
+    <w:link w:val="Titre3"/>
     <w:uiPriority w:val="9"/>
     <w:semiHidden/>
     <w:rsid w:val="0047563D"/>
@@ -17008,10 +16731,10 @@
       <w:szCs w:val="28"/>
     </w:rPr>
   </w:style>
-  <w:style w:type="character" w:customStyle="1" w:styleId="Heading4Char">
-    <w:name w:val="Heading 4 Char"/>
-    <w:basedOn w:val="DefaultParagraphFont"/>
-    <w:link w:val="Heading4"/>
+  <w:style w:type="character" w:customStyle="1" w:styleId="Titre4Car">
+    <w:name w:val="Titre 4 Car"/>
+    <w:basedOn w:val="Policepardfaut"/>
+    <w:link w:val="Titre4"/>
     <w:uiPriority w:val="9"/>
     <w:semiHidden/>
     <w:rsid w:val="0047563D"/>
@@ -17022,10 +16745,10 @@
       <w:color w:val="0F4761" w:themeColor="accent1" w:themeShade="BF"/>
     </w:rPr>
   </w:style>
-  <w:style w:type="character" w:customStyle="1" w:styleId="Heading5Char">
-    <w:name w:val="Heading 5 Char"/>
-    <w:basedOn w:val="DefaultParagraphFont"/>
-    <w:link w:val="Heading5"/>
+  <w:style w:type="character" w:customStyle="1" w:styleId="Titre5Car">
+    <w:name w:val="Titre 5 Car"/>
+    <w:basedOn w:val="Policepardfaut"/>
+    <w:link w:val="Titre5"/>
     <w:uiPriority w:val="9"/>
     <w:semiHidden/>
     <w:rsid w:val="0047563D"/>
@@ -17034,10 +16757,10 @@
       <w:color w:val="0F4761" w:themeColor="accent1" w:themeShade="BF"/>
     </w:rPr>
   </w:style>
-  <w:style w:type="character" w:customStyle="1" w:styleId="Heading6Char">
-    <w:name w:val="Heading 6 Char"/>
-    <w:basedOn w:val="DefaultParagraphFont"/>
-    <w:link w:val="Heading6"/>
+  <w:style w:type="character" w:customStyle="1" w:styleId="Titre6Car">
+    <w:name w:val="Titre 6 Car"/>
+    <w:basedOn w:val="Policepardfaut"/>
+    <w:link w:val="Titre6"/>
     <w:uiPriority w:val="9"/>
     <w:semiHidden/>
     <w:rsid w:val="0047563D"/>
@@ -17048,10 +16771,10 @@
       <w:color w:val="595959" w:themeColor="text1" w:themeTint="A6"/>
     </w:rPr>
   </w:style>
-  <w:style w:type="character" w:customStyle="1" w:styleId="Heading7Char">
-    <w:name w:val="Heading 7 Char"/>
-    <w:basedOn w:val="DefaultParagraphFont"/>
-    <w:link w:val="Heading7"/>
+  <w:style w:type="character" w:customStyle="1" w:styleId="Titre7Car">
+    <w:name w:val="Titre 7 Car"/>
+    <w:basedOn w:val="Policepardfaut"/>
+    <w:link w:val="Titre7"/>
     <w:uiPriority w:val="9"/>
     <w:semiHidden/>
     <w:rsid w:val="0047563D"/>
@@ -17060,10 +16783,10 @@
       <w:color w:val="595959" w:themeColor="text1" w:themeTint="A6"/>
     </w:rPr>
   </w:style>
-  <w:style w:type="character" w:customStyle="1" w:styleId="Heading8Char">
-    <w:name w:val="Heading 8 Char"/>
-    <w:basedOn w:val="DefaultParagraphFont"/>
-    <w:link w:val="Heading8"/>
+  <w:style w:type="character" w:customStyle="1" w:styleId="Titre8Car">
+    <w:name w:val="Titre 8 Car"/>
+    <w:basedOn w:val="Policepardfaut"/>
+    <w:link w:val="Titre8"/>
     <w:uiPriority w:val="9"/>
     <w:semiHidden/>
     <w:rsid w:val="0047563D"/>
@@ -17074,10 +16797,10 @@
       <w:color w:val="272727" w:themeColor="text1" w:themeTint="D8"/>
     </w:rPr>
   </w:style>
-  <w:style w:type="character" w:customStyle="1" w:styleId="Heading9Char">
-    <w:name w:val="Heading 9 Char"/>
-    <w:basedOn w:val="DefaultParagraphFont"/>
-    <w:link w:val="Heading9"/>
+  <w:style w:type="character" w:customStyle="1" w:styleId="Titre9Car">
+    <w:name w:val="Titre 9 Car"/>
+    <w:basedOn w:val="Policepardfaut"/>
+    <w:link w:val="Titre9"/>
     <w:uiPriority w:val="9"/>
     <w:semiHidden/>
     <w:rsid w:val="0047563D"/>
@@ -17086,11 +16809,11 @@
       <w:color w:val="272727" w:themeColor="text1" w:themeTint="D8"/>
     </w:rPr>
   </w:style>
-  <w:style w:type="paragraph" w:styleId="Title">
+  <w:style w:type="paragraph" w:styleId="Titre">
     <w:name w:val="Title"/>
     <w:basedOn w:val="Normal"/>
     <w:next w:val="Normal"/>
-    <w:link w:val="TitleChar"/>
+    <w:link w:val="TitreCar"/>
     <w:uiPriority w:val="10"/>
     <w:qFormat/>
     <w:rsid w:val="0047563D"/>
@@ -17106,10 +16829,10 @@
       <w:szCs w:val="56"/>
     </w:rPr>
   </w:style>
-  <w:style w:type="character" w:customStyle="1" w:styleId="TitleChar">
-    <w:name w:val="Title Char"/>
-    <w:basedOn w:val="DefaultParagraphFont"/>
-    <w:link w:val="Title"/>
+  <w:style w:type="character" w:customStyle="1" w:styleId="TitreCar">
+    <w:name w:val="Titre Car"/>
+    <w:basedOn w:val="Policepardfaut"/>
+    <w:link w:val="Titre"/>
     <w:uiPriority w:val="10"/>
     <w:rsid w:val="0047563D"/>
     <w:rPr>
@@ -17120,11 +16843,11 @@
       <w:szCs w:val="56"/>
     </w:rPr>
   </w:style>
-  <w:style w:type="paragraph" w:styleId="Subtitle">
+  <w:style w:type="paragraph" w:styleId="Sous-titre">
     <w:name w:val="Subtitle"/>
     <w:basedOn w:val="Normal"/>
     <w:next w:val="Normal"/>
-    <w:link w:val="SubtitleChar"/>
+    <w:link w:val="Sous-titreCar"/>
     <w:uiPriority w:val="11"/>
     <w:qFormat/>
     <w:rsid w:val="0047563D"/>
@@ -17141,10 +16864,10 @@
       <w:szCs w:val="28"/>
     </w:rPr>
   </w:style>
-  <w:style w:type="character" w:customStyle="1" w:styleId="SubtitleChar">
-    <w:name w:val="Subtitle Char"/>
-    <w:basedOn w:val="DefaultParagraphFont"/>
-    <w:link w:val="Subtitle"/>
+  <w:style w:type="character" w:customStyle="1" w:styleId="Sous-titreCar">
+    <w:name w:val="Sous-titre Car"/>
+    <w:basedOn w:val="Policepardfaut"/>
+    <w:link w:val="Sous-titre"/>
     <w:uiPriority w:val="11"/>
     <w:rsid w:val="0047563D"/>
     <w:rPr>
@@ -17155,11 +16878,11 @@
       <w:szCs w:val="28"/>
     </w:rPr>
   </w:style>
-  <w:style w:type="paragraph" w:styleId="Quote">
+  <w:style w:type="paragraph" w:styleId="Citation">
     <w:name w:val="Quote"/>
     <w:basedOn w:val="Normal"/>
     <w:next w:val="Normal"/>
-    <w:link w:val="QuoteChar"/>
+    <w:link w:val="CitationCar"/>
     <w:uiPriority w:val="29"/>
     <w:qFormat/>
     <w:rsid w:val="0047563D"/>
@@ -17173,10 +16896,10 @@
       <w:color w:val="404040" w:themeColor="text1" w:themeTint="BF"/>
     </w:rPr>
   </w:style>
-  <w:style w:type="character" w:customStyle="1" w:styleId="QuoteChar">
-    <w:name w:val="Quote Char"/>
-    <w:basedOn w:val="DefaultParagraphFont"/>
-    <w:link w:val="Quote"/>
+  <w:style w:type="character" w:customStyle="1" w:styleId="CitationCar">
+    <w:name w:val="Citation Car"/>
+    <w:basedOn w:val="Policepardfaut"/>
+    <w:link w:val="Citation"/>
     <w:uiPriority w:val="29"/>
     <w:rsid w:val="0047563D"/>
     <w:rPr>
@@ -17185,7 +16908,7 @@
       <w:color w:val="404040" w:themeColor="text1" w:themeTint="BF"/>
     </w:rPr>
   </w:style>
-  <w:style w:type="paragraph" w:styleId="ListParagraph">
+  <w:style w:type="paragraph" w:styleId="Paragraphedeliste">
     <w:name w:val="List Paragraph"/>
     <w:basedOn w:val="Normal"/>
     <w:uiPriority w:val="34"/>
@@ -17196,9 +16919,9 @@
       <w:contextualSpacing/>
     </w:pPr>
   </w:style>
-  <w:style w:type="character" w:styleId="IntenseEmphasis">
+  <w:style w:type="character" w:styleId="Accentuationintense">
     <w:name w:val="Intense Emphasis"/>
-    <w:basedOn w:val="DefaultParagraphFont"/>
+    <w:basedOn w:val="Policepardfaut"/>
     <w:uiPriority w:val="21"/>
     <w:qFormat/>
     <w:rsid w:val="0047563D"/>
@@ -17208,11 +16931,11 @@
       <w:color w:val="0F4761" w:themeColor="accent1" w:themeShade="BF"/>
     </w:rPr>
   </w:style>
-  <w:style w:type="paragraph" w:styleId="IntenseQuote">
+  <w:style w:type="paragraph" w:styleId="Citationintense">
     <w:name w:val="Intense Quote"/>
     <w:basedOn w:val="Normal"/>
     <w:next w:val="Normal"/>
-    <w:link w:val="IntenseQuoteChar"/>
+    <w:link w:val="CitationintenseCar"/>
     <w:uiPriority w:val="30"/>
     <w:qFormat/>
     <w:rsid w:val="0047563D"/>
@@ -17231,10 +16954,10 @@
       <w:color w:val="0F4761" w:themeColor="accent1" w:themeShade="BF"/>
     </w:rPr>
   </w:style>
-  <w:style w:type="character" w:customStyle="1" w:styleId="IntenseQuoteChar">
-    <w:name w:val="Intense Quote Char"/>
-    <w:basedOn w:val="DefaultParagraphFont"/>
-    <w:link w:val="IntenseQuote"/>
+  <w:style w:type="character" w:customStyle="1" w:styleId="CitationintenseCar">
+    <w:name w:val="Citation intense Car"/>
+    <w:basedOn w:val="Policepardfaut"/>
+    <w:link w:val="Citationintense"/>
     <w:uiPriority w:val="30"/>
     <w:rsid w:val="0047563D"/>
     <w:rPr>
@@ -17243,9 +16966,9 @@
       <w:color w:val="0F4761" w:themeColor="accent1" w:themeShade="BF"/>
     </w:rPr>
   </w:style>
-  <w:style w:type="character" w:styleId="IntenseReference">
+  <w:style w:type="character" w:styleId="Rfrenceintense">
     <w:name w:val="Intense Reference"/>
-    <w:basedOn w:val="DefaultParagraphFont"/>
+    <w:basedOn w:val="Policepardfaut"/>
     <w:uiPriority w:val="32"/>
     <w:qFormat/>
     <w:rsid w:val="0047563D"/>
